--- a/GitHub_Actions.docx
+++ b/GitHub_Actions.docx
@@ -285,6 +285,114 @@
     </w:p>
     <w:p>
       <w:pPr>
+        <w:pStyle w:val="ListParagraph"/>
+        <w:numPr>
+          <w:ilvl w:val="0"/>
+          <w:numId w:val="22"/>
+        </w:numPr>
+        <w:rPr>
+          <w:lang w:val="en-IN"/>
+        </w:rPr>
+      </w:pPr>
+      <w:r>
+        <w:rPr>
+          <w:lang w:val="en-IN"/>
+        </w:rPr>
+        <w:t>Workflow</w:t>
+      </w:r>
+    </w:p>
+    <w:p>
+      <w:pPr>
+        <w:pStyle w:val="ListParagraph"/>
+        <w:numPr>
+          <w:ilvl w:val="0"/>
+          <w:numId w:val="22"/>
+        </w:numPr>
+        <w:rPr>
+          <w:lang w:val="en-IN"/>
+        </w:rPr>
+      </w:pPr>
+      <w:r>
+        <w:rPr>
+          <w:lang w:val="en-IN"/>
+        </w:rPr>
+        <w:t>Event</w:t>
+      </w:r>
+    </w:p>
+    <w:p>
+      <w:pPr>
+        <w:pStyle w:val="ListParagraph"/>
+        <w:numPr>
+          <w:ilvl w:val="0"/>
+          <w:numId w:val="22"/>
+        </w:numPr>
+        <w:rPr>
+          <w:lang w:val="en-IN"/>
+        </w:rPr>
+      </w:pPr>
+      <w:r>
+        <w:rPr>
+          <w:lang w:val="en-IN"/>
+        </w:rPr>
+        <w:t>Job</w:t>
+      </w:r>
+    </w:p>
+    <w:p>
+      <w:pPr>
+        <w:pStyle w:val="ListParagraph"/>
+        <w:numPr>
+          <w:ilvl w:val="0"/>
+          <w:numId w:val="22"/>
+        </w:numPr>
+        <w:rPr>
+          <w:lang w:val="en-IN"/>
+        </w:rPr>
+      </w:pPr>
+      <w:r>
+        <w:rPr>
+          <w:lang w:val="en-IN"/>
+        </w:rPr>
+        <w:t>Step</w:t>
+      </w:r>
+    </w:p>
+    <w:p>
+      <w:pPr>
+        <w:pStyle w:val="ListParagraph"/>
+        <w:numPr>
+          <w:ilvl w:val="0"/>
+          <w:numId w:val="22"/>
+        </w:numPr>
+        <w:rPr>
+          <w:lang w:val="en-IN"/>
+        </w:rPr>
+      </w:pPr>
+      <w:r>
+        <w:rPr>
+          <w:lang w:val="en-IN"/>
+        </w:rPr>
+        <w:t>Action</w:t>
+      </w:r>
+    </w:p>
+    <w:p>
+      <w:pPr>
+        <w:pStyle w:val="ListParagraph"/>
+        <w:numPr>
+          <w:ilvl w:val="0"/>
+          <w:numId w:val="22"/>
+        </w:numPr>
+        <w:rPr>
+          <w:lang w:val="en-IN"/>
+        </w:rPr>
+      </w:pPr>
+      <w:r>
+        <w:rPr>
+          <w:lang w:val="en-IN"/>
+        </w:rPr>
+        <w:t>Runner</w:t>
+      </w:r>
+    </w:p>
+    <w:p>
+      <w:pPr>
         <w:pStyle w:val="Heading3"/>
         <w:rPr>
           <w:color w:val="auto"/>
@@ -331,6 +439,32 @@
       </w:pPr>
       <w:r>
         <w:t>It is defined in a YAML file.</w:t>
+      </w:r>
+    </w:p>
+    <w:p>
+      <w:pPr>
+        <w:pStyle w:val="ListParagraph"/>
+        <w:numPr>
+          <w:ilvl w:val="0"/>
+          <w:numId w:val="11"/>
+        </w:numPr>
+        <w:spacing w:after="160" w:line="256" w:lineRule="auto"/>
+      </w:pPr>
+      <w:r>
+        <w:t xml:space="preserve">It is stored </w:t>
+      </w:r>
+      <w:proofErr w:type="gramStart"/>
+      <w:r>
+        <w:t>inside .</w:t>
+      </w:r>
+      <w:proofErr w:type="spellStart"/>
+      <w:r>
+        <w:t>github</w:t>
+      </w:r>
+      <w:proofErr w:type="spellEnd"/>
+      <w:proofErr w:type="gramEnd"/>
+      <w:r>
+        <w:t>/workflows/</w:t>
       </w:r>
     </w:p>
     <w:p>
@@ -431,6 +565,11 @@
     </w:p>
     <w:p>
       <w:pPr>
+        <w:pStyle w:val="ListParagraph"/>
+      </w:pPr>
+    </w:p>
+    <w:p>
+      <w:pPr>
         <w:pStyle w:val="Heading3"/>
         <w:rPr>
           <w:color w:val="auto"/>
@@ -440,6 +579,7 @@
         <w:rPr>
           <w:color w:val="auto"/>
         </w:rPr>
+        <w:lastRenderedPageBreak/>
         <w:t>Runner</w:t>
       </w:r>
     </w:p>
@@ -516,7 +656,6 @@
         <w:rPr>
           <w:color w:val="auto"/>
         </w:rPr>
-        <w:lastRenderedPageBreak/>
         <w:t>Action</w:t>
       </w:r>
     </w:p>
@@ -1067,6 +1206,119 @@
     </w:lvl>
   </w:abstractNum>
   <w:abstractNum w:abstractNumId="12" w15:restartNumberingAfterBreak="0">
+    <w:nsid w:val="20C25B77"/>
+    <w:multiLevelType w:val="hybridMultilevel"/>
+    <w:tmpl w:val="4C7E146A"/>
+    <w:lvl w:ilvl="0" w:tplc="4009000B">
+      <w:start w:val="1"/>
+      <w:numFmt w:val="bullet"/>
+      <w:lvlText w:val=""/>
+      <w:lvlJc w:val="left"/>
+      <w:pPr>
+        <w:ind w:left="720" w:hanging="360"/>
+      </w:pPr>
+      <w:rPr>
+        <w:rFonts w:ascii="Wingdings" w:hAnsi="Wingdings" w:hint="default"/>
+      </w:rPr>
+    </w:lvl>
+    <w:lvl w:ilvl="1" w:tplc="40090003">
+      <w:start w:val="1"/>
+      <w:numFmt w:val="bullet"/>
+      <w:lvlText w:val="o"/>
+      <w:lvlJc w:val="left"/>
+      <w:pPr>
+        <w:ind w:left="1440" w:hanging="360"/>
+      </w:pPr>
+      <w:rPr>
+        <w:rFonts w:ascii="Courier New" w:hAnsi="Courier New" w:cs="Courier New" w:hint="default"/>
+      </w:rPr>
+    </w:lvl>
+    <w:lvl w:ilvl="2" w:tplc="40090005">
+      <w:start w:val="1"/>
+      <w:numFmt w:val="bullet"/>
+      <w:lvlText w:val=""/>
+      <w:lvlJc w:val="left"/>
+      <w:pPr>
+        <w:ind w:left="2160" w:hanging="360"/>
+      </w:pPr>
+      <w:rPr>
+        <w:rFonts w:ascii="Wingdings" w:hAnsi="Wingdings" w:hint="default"/>
+      </w:rPr>
+    </w:lvl>
+    <w:lvl w:ilvl="3" w:tplc="40090001">
+      <w:start w:val="1"/>
+      <w:numFmt w:val="bullet"/>
+      <w:lvlText w:val=""/>
+      <w:lvlJc w:val="left"/>
+      <w:pPr>
+        <w:ind w:left="2880" w:hanging="360"/>
+      </w:pPr>
+      <w:rPr>
+        <w:rFonts w:ascii="Symbol" w:hAnsi="Symbol" w:hint="default"/>
+      </w:rPr>
+    </w:lvl>
+    <w:lvl w:ilvl="4" w:tplc="40090003">
+      <w:start w:val="1"/>
+      <w:numFmt w:val="bullet"/>
+      <w:lvlText w:val="o"/>
+      <w:lvlJc w:val="left"/>
+      <w:pPr>
+        <w:ind w:left="3600" w:hanging="360"/>
+      </w:pPr>
+      <w:rPr>
+        <w:rFonts w:ascii="Courier New" w:hAnsi="Courier New" w:cs="Courier New" w:hint="default"/>
+      </w:rPr>
+    </w:lvl>
+    <w:lvl w:ilvl="5" w:tplc="40090005">
+      <w:start w:val="1"/>
+      <w:numFmt w:val="bullet"/>
+      <w:lvlText w:val=""/>
+      <w:lvlJc w:val="left"/>
+      <w:pPr>
+        <w:ind w:left="4320" w:hanging="360"/>
+      </w:pPr>
+      <w:rPr>
+        <w:rFonts w:ascii="Wingdings" w:hAnsi="Wingdings" w:hint="default"/>
+      </w:rPr>
+    </w:lvl>
+    <w:lvl w:ilvl="6" w:tplc="40090001">
+      <w:start w:val="1"/>
+      <w:numFmt w:val="bullet"/>
+      <w:lvlText w:val=""/>
+      <w:lvlJc w:val="left"/>
+      <w:pPr>
+        <w:ind w:left="5040" w:hanging="360"/>
+      </w:pPr>
+      <w:rPr>
+        <w:rFonts w:ascii="Symbol" w:hAnsi="Symbol" w:hint="default"/>
+      </w:rPr>
+    </w:lvl>
+    <w:lvl w:ilvl="7" w:tplc="40090003">
+      <w:start w:val="1"/>
+      <w:numFmt w:val="bullet"/>
+      <w:lvlText w:val="o"/>
+      <w:lvlJc w:val="left"/>
+      <w:pPr>
+        <w:ind w:left="5760" w:hanging="360"/>
+      </w:pPr>
+      <w:rPr>
+        <w:rFonts w:ascii="Courier New" w:hAnsi="Courier New" w:cs="Courier New" w:hint="default"/>
+      </w:rPr>
+    </w:lvl>
+    <w:lvl w:ilvl="8" w:tplc="40090005">
+      <w:start w:val="1"/>
+      <w:numFmt w:val="bullet"/>
+      <w:lvlText w:val=""/>
+      <w:lvlJc w:val="left"/>
+      <w:pPr>
+        <w:ind w:left="6480" w:hanging="360"/>
+      </w:pPr>
+      <w:rPr>
+        <w:rFonts w:ascii="Wingdings" w:hAnsi="Wingdings" w:hint="default"/>
+      </w:rPr>
+    </w:lvl>
+  </w:abstractNum>
+  <w:abstractNum w:abstractNumId="13" w15:restartNumberingAfterBreak="0">
     <w:nsid w:val="22D0413F"/>
     <w:multiLevelType w:val="hybridMultilevel"/>
     <w:tmpl w:val="79AC21BE"/>
@@ -1179,7 +1431,7 @@
       </w:rPr>
     </w:lvl>
   </w:abstractNum>
-  <w:abstractNum w:abstractNumId="13" w15:restartNumberingAfterBreak="0">
+  <w:abstractNum w:abstractNumId="14" w15:restartNumberingAfterBreak="0">
     <w:nsid w:val="2370423F"/>
     <w:multiLevelType w:val="multilevel"/>
     <w:tmpl w:val="5F00EB0E"/>
@@ -1328,7 +1580,7 @@
       </w:rPr>
     </w:lvl>
   </w:abstractNum>
-  <w:abstractNum w:abstractNumId="14" w15:restartNumberingAfterBreak="0">
+  <w:abstractNum w:abstractNumId="15" w15:restartNumberingAfterBreak="0">
     <w:nsid w:val="24EB7FE8"/>
     <w:multiLevelType w:val="hybridMultilevel"/>
     <w:tmpl w:val="7A383552"/>
@@ -1441,7 +1693,233 @@
       </w:rPr>
     </w:lvl>
   </w:abstractNum>
-  <w:abstractNum w:abstractNumId="15" w15:restartNumberingAfterBreak="0">
+  <w:abstractNum w:abstractNumId="16" w15:restartNumberingAfterBreak="0">
+    <w:nsid w:val="27AD63CF"/>
+    <w:multiLevelType w:val="hybridMultilevel"/>
+    <w:tmpl w:val="8788CC84"/>
+    <w:lvl w:ilvl="0" w:tplc="40090001">
+      <w:start w:val="1"/>
+      <w:numFmt w:val="bullet"/>
+      <w:lvlText w:val=""/>
+      <w:lvlJc w:val="left"/>
+      <w:pPr>
+        <w:ind w:left="1080" w:hanging="360"/>
+      </w:pPr>
+      <w:rPr>
+        <w:rFonts w:ascii="Symbol" w:hAnsi="Symbol" w:hint="default"/>
+      </w:rPr>
+    </w:lvl>
+    <w:lvl w:ilvl="1" w:tplc="40090003" w:tentative="1">
+      <w:start w:val="1"/>
+      <w:numFmt w:val="bullet"/>
+      <w:lvlText w:val="o"/>
+      <w:lvlJc w:val="left"/>
+      <w:pPr>
+        <w:ind w:left="1800" w:hanging="360"/>
+      </w:pPr>
+      <w:rPr>
+        <w:rFonts w:ascii="Courier New" w:hAnsi="Courier New" w:cs="Courier New" w:hint="default"/>
+      </w:rPr>
+    </w:lvl>
+    <w:lvl w:ilvl="2" w:tplc="40090005" w:tentative="1">
+      <w:start w:val="1"/>
+      <w:numFmt w:val="bullet"/>
+      <w:lvlText w:val=""/>
+      <w:lvlJc w:val="left"/>
+      <w:pPr>
+        <w:ind w:left="2520" w:hanging="360"/>
+      </w:pPr>
+      <w:rPr>
+        <w:rFonts w:ascii="Wingdings" w:hAnsi="Wingdings" w:hint="default"/>
+      </w:rPr>
+    </w:lvl>
+    <w:lvl w:ilvl="3" w:tplc="40090001" w:tentative="1">
+      <w:start w:val="1"/>
+      <w:numFmt w:val="bullet"/>
+      <w:lvlText w:val=""/>
+      <w:lvlJc w:val="left"/>
+      <w:pPr>
+        <w:ind w:left="3240" w:hanging="360"/>
+      </w:pPr>
+      <w:rPr>
+        <w:rFonts w:ascii="Symbol" w:hAnsi="Symbol" w:hint="default"/>
+      </w:rPr>
+    </w:lvl>
+    <w:lvl w:ilvl="4" w:tplc="40090003" w:tentative="1">
+      <w:start w:val="1"/>
+      <w:numFmt w:val="bullet"/>
+      <w:lvlText w:val="o"/>
+      <w:lvlJc w:val="left"/>
+      <w:pPr>
+        <w:ind w:left="3960" w:hanging="360"/>
+      </w:pPr>
+      <w:rPr>
+        <w:rFonts w:ascii="Courier New" w:hAnsi="Courier New" w:cs="Courier New" w:hint="default"/>
+      </w:rPr>
+    </w:lvl>
+    <w:lvl w:ilvl="5" w:tplc="40090005" w:tentative="1">
+      <w:start w:val="1"/>
+      <w:numFmt w:val="bullet"/>
+      <w:lvlText w:val=""/>
+      <w:lvlJc w:val="left"/>
+      <w:pPr>
+        <w:ind w:left="4680" w:hanging="360"/>
+      </w:pPr>
+      <w:rPr>
+        <w:rFonts w:ascii="Wingdings" w:hAnsi="Wingdings" w:hint="default"/>
+      </w:rPr>
+    </w:lvl>
+    <w:lvl w:ilvl="6" w:tplc="40090001" w:tentative="1">
+      <w:start w:val="1"/>
+      <w:numFmt w:val="bullet"/>
+      <w:lvlText w:val=""/>
+      <w:lvlJc w:val="left"/>
+      <w:pPr>
+        <w:ind w:left="5400" w:hanging="360"/>
+      </w:pPr>
+      <w:rPr>
+        <w:rFonts w:ascii="Symbol" w:hAnsi="Symbol" w:hint="default"/>
+      </w:rPr>
+    </w:lvl>
+    <w:lvl w:ilvl="7" w:tplc="40090003" w:tentative="1">
+      <w:start w:val="1"/>
+      <w:numFmt w:val="bullet"/>
+      <w:lvlText w:val="o"/>
+      <w:lvlJc w:val="left"/>
+      <w:pPr>
+        <w:ind w:left="6120" w:hanging="360"/>
+      </w:pPr>
+      <w:rPr>
+        <w:rFonts w:ascii="Courier New" w:hAnsi="Courier New" w:cs="Courier New" w:hint="default"/>
+      </w:rPr>
+    </w:lvl>
+    <w:lvl w:ilvl="8" w:tplc="40090005" w:tentative="1">
+      <w:start w:val="1"/>
+      <w:numFmt w:val="bullet"/>
+      <w:lvlText w:val=""/>
+      <w:lvlJc w:val="left"/>
+      <w:pPr>
+        <w:ind w:left="6840" w:hanging="360"/>
+      </w:pPr>
+      <w:rPr>
+        <w:rFonts w:ascii="Wingdings" w:hAnsi="Wingdings" w:hint="default"/>
+      </w:rPr>
+    </w:lvl>
+  </w:abstractNum>
+  <w:abstractNum w:abstractNumId="17" w15:restartNumberingAfterBreak="0">
+    <w:nsid w:val="383F06C7"/>
+    <w:multiLevelType w:val="hybridMultilevel"/>
+    <w:tmpl w:val="62CA5FC8"/>
+    <w:lvl w:ilvl="0" w:tplc="4009000B">
+      <w:start w:val="1"/>
+      <w:numFmt w:val="bullet"/>
+      <w:lvlText w:val=""/>
+      <w:lvlJc w:val="left"/>
+      <w:pPr>
+        <w:ind w:left="720" w:hanging="360"/>
+      </w:pPr>
+      <w:rPr>
+        <w:rFonts w:ascii="Wingdings" w:hAnsi="Wingdings" w:hint="default"/>
+      </w:rPr>
+    </w:lvl>
+    <w:lvl w:ilvl="1" w:tplc="40090003">
+      <w:start w:val="1"/>
+      <w:numFmt w:val="bullet"/>
+      <w:lvlText w:val="o"/>
+      <w:lvlJc w:val="left"/>
+      <w:pPr>
+        <w:ind w:left="1440" w:hanging="360"/>
+      </w:pPr>
+      <w:rPr>
+        <w:rFonts w:ascii="Courier New" w:hAnsi="Courier New" w:cs="Courier New" w:hint="default"/>
+      </w:rPr>
+    </w:lvl>
+    <w:lvl w:ilvl="2" w:tplc="40090005">
+      <w:start w:val="1"/>
+      <w:numFmt w:val="bullet"/>
+      <w:lvlText w:val=""/>
+      <w:lvlJc w:val="left"/>
+      <w:pPr>
+        <w:ind w:left="2160" w:hanging="360"/>
+      </w:pPr>
+      <w:rPr>
+        <w:rFonts w:ascii="Wingdings" w:hAnsi="Wingdings" w:hint="default"/>
+      </w:rPr>
+    </w:lvl>
+    <w:lvl w:ilvl="3" w:tplc="40090001">
+      <w:start w:val="1"/>
+      <w:numFmt w:val="bullet"/>
+      <w:lvlText w:val=""/>
+      <w:lvlJc w:val="left"/>
+      <w:pPr>
+        <w:ind w:left="2880" w:hanging="360"/>
+      </w:pPr>
+      <w:rPr>
+        <w:rFonts w:ascii="Symbol" w:hAnsi="Symbol" w:hint="default"/>
+      </w:rPr>
+    </w:lvl>
+    <w:lvl w:ilvl="4" w:tplc="40090003">
+      <w:start w:val="1"/>
+      <w:numFmt w:val="bullet"/>
+      <w:lvlText w:val="o"/>
+      <w:lvlJc w:val="left"/>
+      <w:pPr>
+        <w:ind w:left="3600" w:hanging="360"/>
+      </w:pPr>
+      <w:rPr>
+        <w:rFonts w:ascii="Courier New" w:hAnsi="Courier New" w:cs="Courier New" w:hint="default"/>
+      </w:rPr>
+    </w:lvl>
+    <w:lvl w:ilvl="5" w:tplc="40090005">
+      <w:start w:val="1"/>
+      <w:numFmt w:val="bullet"/>
+      <w:lvlText w:val=""/>
+      <w:lvlJc w:val="left"/>
+      <w:pPr>
+        <w:ind w:left="4320" w:hanging="360"/>
+      </w:pPr>
+      <w:rPr>
+        <w:rFonts w:ascii="Wingdings" w:hAnsi="Wingdings" w:hint="default"/>
+      </w:rPr>
+    </w:lvl>
+    <w:lvl w:ilvl="6" w:tplc="40090001">
+      <w:start w:val="1"/>
+      <w:numFmt w:val="bullet"/>
+      <w:lvlText w:val=""/>
+      <w:lvlJc w:val="left"/>
+      <w:pPr>
+        <w:ind w:left="5040" w:hanging="360"/>
+      </w:pPr>
+      <w:rPr>
+        <w:rFonts w:ascii="Symbol" w:hAnsi="Symbol" w:hint="default"/>
+      </w:rPr>
+    </w:lvl>
+    <w:lvl w:ilvl="7" w:tplc="40090003">
+      <w:start w:val="1"/>
+      <w:numFmt w:val="bullet"/>
+      <w:lvlText w:val="o"/>
+      <w:lvlJc w:val="left"/>
+      <w:pPr>
+        <w:ind w:left="5760" w:hanging="360"/>
+      </w:pPr>
+      <w:rPr>
+        <w:rFonts w:ascii="Courier New" w:hAnsi="Courier New" w:cs="Courier New" w:hint="default"/>
+      </w:rPr>
+    </w:lvl>
+    <w:lvl w:ilvl="8" w:tplc="40090005">
+      <w:start w:val="1"/>
+      <w:numFmt w:val="bullet"/>
+      <w:lvlText w:val=""/>
+      <w:lvlJc w:val="left"/>
+      <w:pPr>
+        <w:ind w:left="6480" w:hanging="360"/>
+      </w:pPr>
+      <w:rPr>
+        <w:rFonts w:ascii="Wingdings" w:hAnsi="Wingdings" w:hint="default"/>
+      </w:rPr>
+    </w:lvl>
+  </w:abstractNum>
+  <w:abstractNum w:abstractNumId="18" w15:restartNumberingAfterBreak="0">
     <w:nsid w:val="3ECC46EC"/>
     <w:multiLevelType w:val="hybridMultilevel"/>
     <w:tmpl w:val="3290437A"/>
@@ -1554,7 +2032,7 @@
       </w:rPr>
     </w:lvl>
   </w:abstractNum>
-  <w:abstractNum w:abstractNumId="16" w15:restartNumberingAfterBreak="0">
+  <w:abstractNum w:abstractNumId="19" w15:restartNumberingAfterBreak="0">
     <w:nsid w:val="478C7C81"/>
     <w:multiLevelType w:val="hybridMultilevel"/>
     <w:tmpl w:val="79B0BBCC"/>
@@ -1667,7 +2145,7 @@
       </w:rPr>
     </w:lvl>
   </w:abstractNum>
-  <w:abstractNum w:abstractNumId="17" w15:restartNumberingAfterBreak="0">
+  <w:abstractNum w:abstractNumId="20" w15:restartNumberingAfterBreak="0">
     <w:nsid w:val="51E32D0B"/>
     <w:multiLevelType w:val="hybridMultilevel"/>
     <w:tmpl w:val="7500FD44"/>
@@ -1808,16 +2286,16 @@
     <w:abstractNumId w:val="0"/>
   </w:num>
   <w:num w:numId="10" w16cid:durableId="1240406104">
-    <w:abstractNumId w:val="12"/>
+    <w:abstractNumId w:val="13"/>
   </w:num>
   <w:num w:numId="11" w16cid:durableId="1597132545">
-    <w:abstractNumId w:val="14"/>
+    <w:abstractNumId w:val="15"/>
   </w:num>
   <w:num w:numId="12" w16cid:durableId="950942204">
-    <w:abstractNumId w:val="15"/>
+    <w:abstractNumId w:val="18"/>
   </w:num>
   <w:num w:numId="13" w16cid:durableId="1459493664">
-    <w:abstractNumId w:val="16"/>
+    <w:abstractNumId w:val="19"/>
   </w:num>
   <w:num w:numId="14" w16cid:durableId="1620137746">
     <w:abstractNumId w:val="11"/>
@@ -1829,7 +2307,7 @@
     <w:abstractNumId w:val="9"/>
   </w:num>
   <w:num w:numId="17" w16cid:durableId="1167676532">
-    <w:abstractNumId w:val="13"/>
+    <w:abstractNumId w:val="14"/>
     <w:lvlOverride w:ilvl="0"/>
     <w:lvlOverride w:ilvl="1"/>
     <w:lvlOverride w:ilvl="2"/>
@@ -1841,7 +2319,37 @@
     <w:lvlOverride w:ilvl="8"/>
   </w:num>
   <w:num w:numId="18" w16cid:durableId="797379703">
+    <w:abstractNumId w:val="20"/>
+  </w:num>
+  <w:num w:numId="19" w16cid:durableId="1681547826">
+    <w:abstractNumId w:val="12"/>
+    <w:lvlOverride w:ilvl="0"/>
+    <w:lvlOverride w:ilvl="1"/>
+    <w:lvlOverride w:ilvl="2"/>
+    <w:lvlOverride w:ilvl="3"/>
+    <w:lvlOverride w:ilvl="4"/>
+    <w:lvlOverride w:ilvl="5"/>
+    <w:lvlOverride w:ilvl="6"/>
+    <w:lvlOverride w:ilvl="7"/>
+    <w:lvlOverride w:ilvl="8"/>
+  </w:num>
+  <w:num w:numId="20" w16cid:durableId="824198770">
     <w:abstractNumId w:val="17"/>
+    <w:lvlOverride w:ilvl="0"/>
+    <w:lvlOverride w:ilvl="1"/>
+    <w:lvlOverride w:ilvl="2"/>
+    <w:lvlOverride w:ilvl="3"/>
+    <w:lvlOverride w:ilvl="4"/>
+    <w:lvlOverride w:ilvl="5"/>
+    <w:lvlOverride w:ilvl="6"/>
+    <w:lvlOverride w:ilvl="7"/>
+    <w:lvlOverride w:ilvl="8"/>
+  </w:num>
+  <w:num w:numId="21" w16cid:durableId="715391168">
+    <w:abstractNumId w:val="12"/>
+  </w:num>
+  <w:num w:numId="22" w16cid:durableId="715205245">
+    <w:abstractNumId w:val="16"/>
   </w:num>
 </w:numbering>
 </file>
